--- a/example_articles/states/Arkansas/5.states_Arkansas_Other_publisher.docx
+++ b/example_articles/states/Arkansas/5.states_Arkansas_Other_publisher.docx
@@ -27,17 +27,17 @@
     </w:p>
     <w:p>
       <w:r>
-        <w:t>Source File: Other publishers/Files (500) (10).DOCX</w:t>
+        <w:t>Source file: Other publishers/Files (500) (10).DOCX</w:t>
       </w:r>
     </w:p>
     <w:p>
       <w:r>
-        <w:t>Raw locations result: ['Arkansas']</w:t>
+        <w:t>Raw locations result, 'locations': ['Arkansas']</w:t>
       </w:r>
     </w:p>
     <w:p>
       <w:r>
-        <w:t>states_stand_flat (Standardized): Arkansas</w:t>
+        <w:t>Standardized locations result, 'states_stand_flat': Arkansas</w:t>
       </w:r>
     </w:p>
     <w:p>

--- a/example_articles/states/Arkansas/5.states_Arkansas_Other_publisher.docx
+++ b/example_articles/states/Arkansas/5.states_Arkansas_Other_publisher.docx
@@ -7,7 +7,7 @@
         <w:pStyle w:val="Heading1"/>
       </w:pPr>
       <w:r>
-        <w:t>Simon Brewer has passion for weather; Moraine native enjoys the thrill of chasing big storms.; ROOTED IN OHIO</w:t>
+        <w:t>The politics of a womanlike response</w:t>
       </w:r>
     </w:p>
     <w:p>
@@ -17,17 +17,17 @@
     </w:p>
     <w:p>
       <w:r>
-        <w:t>Date: 2015-05-24</w:t>
+        <w:t>Date: 2010-07-01</w:t>
       </w:r>
     </w:p>
     <w:p>
       <w:r>
-        <w:t>Section: LIFE &amp; ARTS; Pg. E2</w:t>
+        <w:t>Section: NEWS; Pg. 14</w:t>
       </w:r>
     </w:p>
     <w:p>
       <w:r>
-        <w:t>Source file: Other publishers/Files (500) (10).DOCX</w:t>
+        <w:t>Source file: Other publishers/Files (500) (15).DOCX</w:t>
       </w:r>
     </w:p>
     <w:p>
@@ -49,25 +49,39 @@
     </w:p>
     <w:p>
       <w:r>
-        <w:t>Meteorologist and storm chaser Simon Brewer is a 1999 graduate of West Carrollton High School. He has co-hosted his own TV show, "Storm Riders" on The Weather Channel. Weather"changes hour-to-hour on a daily basis. It's quite a thrill" he says.</w:t>
+        <w:t>If Bill Clinton was our first black president, as Toni Morrison once proclaimed, then Barack Obama may be our first woman president.</w:t>
         <w:br/>
-        <w:t>Meteorologist and storm chaser Simon Brewer of Moraine relishes opportunities to daringly explore Mother Nature at her most destructive.</w:t>
+        <w:t>Phew. That was fun. Now, if you'll just keep those hatchets holstered and hear me out.</w:t>
         <w:br/>
-        <w:t>In 2011, Brewer, a 1999 graduate of West Carroll-ton High School, notably co-hosted his own television show "Storm Riders" on The Weather Channel, which allowed him to traverse the country chasing tornadoes and recording extreme weather phenomena. In addition to ravaging tornadoes and hurricanes, he has recorded blizzards, hail, ice storms, floods, wild fires, dust storms and earthquakes.</w:t>
+        <w:t>No, I'm not calling Obama a girlie president. But ... he may be suffering a rhetorical-testosterone deficit when it comes to dealing with crises, with which he has been richly endowed.</w:t>
         <w:br/>
-        <w:t>Looking back on his upbringing in Moraine - which celebrates its 50th anniversary next weekend at Wax Park - Brewer said he is grateful to have been supported by family and friends who understood his passion: "I was always interested and fascinated by weather," he said. "I always enjoyed being out in the elements as a kid. Moraine is a great community full of working-class, blue-collar people."</w:t>
+        <w:t>It isn't that he isn't "cowboy" enough, as others have suggested. Aren't we done with that? It is that his approach is feminine in a normative sense. That is, we perceive and appraise him according to cultural expectations, and he's not exactly causing anxiety in Alpha-maledom.</w:t>
         <w:br/>
-        <w:t>"I truly love being out in the field witnessing so many different weather events," said Brewer, 34. "I love all of the earth sciences, but meteorology in particular. Weather changes on a relatively quick time scale as opposed to geology's time scale which lasts for centuries or millions of years. Weather is a business that changes hour-to-hour on a daily basis. It's quite a thrill, and I get to see it all."</w:t>
+        <w:t>We've come a long way gender-wise. However, women inarguably still are punished for failing to adhere to gender norms by acting "too masculine" or "not feminine enough." In her fascinating study about "Hating Hillary," Karlyn Kohrs Campbell details the ways our former first lady was chastised for the sin of talking like a lawyer, and by extension, "like a man."</w:t>
         <w:br/>
-        <w:t>In 2008, Brewer received his bachelor's of science in meteorology from the University of Oklahoma, but his storm chasing career began in the fall of 1999. Over the past 15 years he notably documented two of the widest tornadoes in recorded history: the 2.5-mile-wide Hallam, Neb., and 2.6-mile-wide El Reno, Okla., tornadoes. He also has documented 15 tropical cyclones including Hurricane Katrina and Superstorm Sandy.</w:t>
+        <w:t>Could it be that Obama is suffering from the inverse?</w:t>
         <w:br/>
-        <w:t>"I feel weather is only damaging if it affects civilization," he said. "Most weather events do not affect civilization, human lives or property. Most weather events actually occur out in the middle of nowhere. For instance, most floods target streams and rivers rather than people's homes. Most tornadoes occur out in open fields where prairie dogs are perhaps the only victims. But every once in a while, particularly in 2011, tornadoes certainly affect heavily populated areas and devastate lives."</w:t>
+        <w:t>When Morrison wrote in The New Yorker about Bill Clinton's "blackness," she cited the characteristics he shared with the African-American community:</w:t>
         <w:br/>
-        <w:t>In addition to "Storm Riders" reruns on The Weather Channel, Brewer's footage can be seen on various media outlets including CNN, NBC and ABC. He has been particularly encouraged by a growing number of individuals who seem intent on becoming better educated on weather-related issues.</w:t>
+        <w:t>"Clinton displays almost every trope of blackness: single-parent household, born poor, working-class, saxophone-playing, McDonald's-and-junk-food-loving boy from Arkansas."</w:t>
         <w:br/>
-        <w:t>"It's great that more people seem to be becoming increasingly aware of weather, the good and the bad," he said. "It's important to know what's going on. Really large, devastating tornadoes that may occur in central Oklahoma may not happen as often in the Dayton area, but the Xenia tornado of 1974 was certainly as strong as the strongest tornadoes that have ever happened in Oklahoma, Alabama or North Dakota."</w:t>
+        <w:t>If we accept that premise, even if not seriously proffered, then we could say that Obama displays many tropes of femaleness. I say this in the nicest possible way. I don't happen to think that doing things a woman's way is evidence of deficiency, but rather suggests an evolutionary achievement.</w:t>
         <w:br/>
-        <w:t>Contact this contributing writer at rflorence2@gmail.com</w:t>
+        <w:t>Nevertheless, we still do have certain cultural expectations.</w:t>
+        <w:br/>
+        <w:t>Generally speaking, men and women communicate differently. Women tend to be coalition builders rather than mavericks. Obama is a chatterbox who makes Alan Alda look like Genghis Khan.</w:t>
+        <w:br/>
+        <w:t>The BP oil crisis has offered a textbook case of how Obama's rhetorical style has impeded his effectiveness. The president may not have had the ability to "plug the damn hole," as he put it in one of his manlier outbursts. No one expected him to don his wet suit and dive into the Gulf, but he did have the authority to intervene immediately and he didn't. Instead, he deferred to BP, weighing, considering, even delivering jokes to the White House Correspondents' Association dinner when he should have been on Air Force One to the Louisiana coast.</w:t>
+        <w:br/>
+        <w:t>His lack of immediate, commanding action was perceived as a lack of leadership because, well, it was. When he finally addressed the nation on day 56 (!) of the crisis, Obama's speech featured 13 percent passive-voice constructions, the highest level measured in any major presidential address this century, according to the Global Language Monitor, which analyzes language.</w:t>
+        <w:br/>
+        <w:t>Campbell's research, in which she affirms that men can assume feminine communication styles successfully (Ronald Reagan and Bill Clinton), suggests holes in my own theory. She insists that males are safe assuming female styles as long as they meet rhetorical norms for effective advocacy — clarity and cogency of argument, compelling evidence, and pre-empting opposing positions.</w:t>
+        <w:br/>
+        <w:t>I'm not so sure. The masculine coded context of the Oval Office poses special challenges, exacerbated by a crisis that demands decisive action. It would appear that Obama tests Campbell's argument that "nothing prevents" men from appropriating women's style without negative consequences.</w:t>
+        <w:br/>
+        <w:t>Indeed, negative reaction to Obama's speech suggests the opposite. Obama may prove to be our first male president who pays a political price for acting too much like a woman.</w:t>
+        <w:br/>
+        <w:t>And, perhaps, next time will be a real woman's turn.</w:t>
       </w:r>
     </w:p>
     <w:sectPr>

--- a/example_articles/states/Arkansas/5.states_Arkansas_Other_publisher.docx
+++ b/example_articles/states/Arkansas/5.states_Arkansas_Other_publisher.docx
@@ -7,7 +7,7 @@
         <w:pStyle w:val="Heading1"/>
       </w:pPr>
       <w:r>
-        <w:t>The politics of a womanlike response</w:t>
+        <w:t>Mystik Dan wins 150th Derby by a nose in a 3-horse photo finish</w:t>
       </w:r>
     </w:p>
     <w:p>
@@ -17,17 +17,17 @@
     </w:p>
     <w:p>
       <w:r>
-        <w:t>Date: 2010-07-01</w:t>
+        <w:t>Date: 2024-05-05</w:t>
       </w:r>
     </w:p>
     <w:p>
       <w:r>
-        <w:t>Section: NEWS; Pg. 14</w:t>
+        <w:t>Section: SPORTS; Pg. 5</w:t>
       </w:r>
     </w:p>
     <w:p>
       <w:r>
-        <w:t>Source file: Other publishers/Files (500) (15).DOCX</w:t>
+        <w:t>Source file: Other publishers/Files (500) (1).DOCX</w:t>
       </w:r>
     </w:p>
     <w:p>
@@ -49,39 +49,17 @@
     </w:p>
     <w:p>
       <w:r>
-        <w:t>If Bill Clinton was our first black president, as Toni Morrison once proclaimed, then Barack Obama may be our first woman president.</w:t>
+        <w:t xml:space="preserve">LOUISVILLE, Ky. â€" The 150th Kentucky Derby produced one of the most dramatic finishes in its storied history â€" three noses at the wire. Mystik Dan desperately fought to hang on with two challengers coming to him in the closing strides. He did, too, after a delay of several minutes while the closest three-horse photo finish since 1947 was sorted out. </w:t>
         <w:br/>
-        <w:t>Phew. That was fun. Now, if you'll just keep those hatchets holstered and hear me out.</w:t>
+        <w:t>That year, Jet Pilot won by a head over Phalanx and a length ahead of Faultless. Mystik Dan, an 18-1 shot, edged Sierra Leone by a nose, with Forever Young another nose back in third on Saturday. Sierra Leone was the most expensive horse in the race at $2.3 million. Long shots Track Phantom and Just Steel led the field through the early going, with 3-1 favorite Fierceness racing three-wide just off the leaders. At the top of the stretch, everything changed. Track Phantom drifted off the rail, opening a hole that Hernandez squeezed Mystik Dan through, and the bay colt suddenly found another gear. He quickly opened up a daylight advantage on the field. 'When he shot through that spot, he was able to cut the corner and I asked him to go for it,†Hernandez said. 'He shot off and I'm like, 'Oh man, I've got a big chance to win the Kentucky Derby.'†To Mystik Dan's outside, Sierra Leone and Forever Young took up the chase in the middle of the track. As Mystik Dan sped along the rail, Sierra Leone lugged in and bumped Forever Young three times in the stretch, but jockey Ryusei Sakai didn't claim foul. Mystik Dan got so close to the rail that Hernandez's boot struck it. 'But I think we can buy another pair of boots,†he said. The winner's share of the record $5 million purse was $3.1 million, with the jockey and trainer typically earning 10% each. 'Just a brilliant, brilliant, brilliant jockey and ride,†McPeek said. 'Brian is one of the most underrated jockeys, but not anymore, right?†Sierra Leone, the second choice at 9-2 odds, and Forever Young from Japan came up just short at the wire in front of 156,710 at Churchill Downs, the largest crowd since 2018. It was just the 10th Kentucky Derby decided by a nose â€" the closest margin in horse racing â€" and the first since Grindstone edged Cavonnier to wear the garland of red roses in 1996. The crowd waited several minutes in the heat and humidity as the result was reviewed by the stewards and declared official. 'The longest few minutes of my life,†Hernandez said, after he and Mystik Dan walked in circles while the stunning result was settled. 'To see your number flash up to win the Derby, I don't think it will sink in for a while.†Fierceness finished 15th in the field of 20 3-year-olds. Owner Mike Repole is 0 for 8 in the derby. He had the favorite in 2011 with Uncle Mo, who was scratched the day before the race with an illness. Last year, Forte was scratched the morning of the race as the favorite with a bruised foot. Mystik Dan ran 1 1/4 miles over a fast track in 2:03.34 and paid $39.22, $16.32 and $10. Hernandez and trainer Kenny McPeek had teamed for a wire-to-wire win in the Kentucky Oaks for fillies on Friday with Thorpedo Anna. McPeek is the first trainer to sweep both races since Ben Jones in 1952. McPeek's only other victory in a Triple Crown race was also a shocker: 70-1 Sarava won the 2002 Belmont Stakes â€" the biggest upset in that race's history. The colt spoiled the Triple Crown bid of War Emblem. The winning owners are cousins Lance and Brent Gasaway and Daniel Hamby III, all from Arkansas. They bred Mystik Dan. 'We've done it with what I call working-class horse,†McPeek said. 'His mother is a filly who raced hard, but wasn't well known. His father wasn't a big name, either.†Sharilyn Gasaway, Brent's wife, said, 'It is surreal for sure. We feel like we're just ordinary people and we've got an amazing horse.†Sierra Leone returned $6.54 and $4.64. Forever Young was another nose back in third and paid $5.58 to show. Catching Freedom was fourth, followed by T O Password of Japan, Resilience, Stronghold, Honor Marie and Endlessly. Dornoch was 10th and then came Track Phantom, West Saratoga, Domestic Product, Epic Ride, Fierceness, Society Man, Just Steel, Grand Mo the First, Catalytic and Just a Touch.</w:t>
         <w:br/>
-        <w:t>No, I'm not calling Obama a girlie president. But ... he may be suffering a rhetorical-testosterone deficit when it comes to dealing with crises, with which he has been richly endowed.</w:t>
         <w:br/>
-        <w:t>It isn't that he isn't "cowboy" enough, as others have suggested. Aren't we done with that? It is that his approach is feminine in a normative sense. That is, we perceive and appraise him according to cultural expectations, and he's not exactly causing anxiety in Alpha-maledom.</w:t>
+        <w:t>Graphic</w:t>
         <w:br/>
-        <w:t>We've come a long way gender-wise. However, women inarguably still are punished for failing to adhere to gender norms by acting "too masculine" or "not feminine enough." In her fascinating study about "Hating Hillary," Karlyn Kohrs Campbell details the ways our former first lady was chastised for the sin of talking like a lawyer, and by extension, "like a man."</w:t>
         <w:br/>
-        <w:t>Could it be that Obama is suffering from the inverse?</w:t>
+        <w:t xml:space="preserve"> </w:t>
         <w:br/>
-        <w:t>When Morrison wrote in The New Yorker about Bill Clinton's "blackness," she cited the characteristics he shared with the African-American community:</w:t>
-        <w:br/>
-        <w:t>"Clinton displays almost every trope of blackness: single-parent household, born poor, working-class, saxophone-playing, McDonald's-and-junk-food-loving boy from Arkansas."</w:t>
-        <w:br/>
-        <w:t>If we accept that premise, even if not seriously proffered, then we could say that Obama displays many tropes of femaleness. I say this in the nicest possible way. I don't happen to think that doing things a woman's way is evidence of deficiency, but rather suggests an evolutionary achievement.</w:t>
-        <w:br/>
-        <w:t>Nevertheless, we still do have certain cultural expectations.</w:t>
-        <w:br/>
-        <w:t>Generally speaking, men and women communicate differently. Women tend to be coalition builders rather than mavericks. Obama is a chatterbox who makes Alan Alda look like Genghis Khan.</w:t>
-        <w:br/>
-        <w:t>The BP oil crisis has offered a textbook case of how Obama's rhetorical style has impeded his effectiveness. The president may not have had the ability to "plug the damn hole," as he put it in one of his manlier outbursts. No one expected him to don his wet suit and dive into the Gulf, but he did have the authority to intervene immediately and he didn't. Instead, he deferred to BP, weighing, considering, even delivering jokes to the White House Correspondents' Association dinner when he should have been on Air Force One to the Louisiana coast.</w:t>
-        <w:br/>
-        <w:t>His lack of immediate, commanding action was perceived as a lack of leadership because, well, it was. When he finally addressed the nation on day 56 (!) of the crisis, Obama's speech featured 13 percent passive-voice constructions, the highest level measured in any major presidential address this century, according to the Global Language Monitor, which analyzes language.</w:t>
-        <w:br/>
-        <w:t>Campbell's research, in which she affirms that men can assume feminine communication styles successfully (Ronald Reagan and Bill Clinton), suggests holes in my own theory. She insists that males are safe assuming female styles as long as they meet rhetorical norms for effective advocacy — clarity and cogency of argument, compelling evidence, and pre-empting opposing positions.</w:t>
-        <w:br/>
-        <w:t>I'm not so sure. The masculine coded context of the Oval Office poses special challenges, exacerbated by a crisis that demands decisive action. It would appear that Obama tests Campbell's argument that "nothing prevents" men from appropriating women's style without negative consequences.</w:t>
-        <w:br/>
-        <w:t>Indeed, negative reaction to Obama's speech suggests the opposite. Obama may prove to be our first male president who pays a political price for acting too much like a woman.</w:t>
-        <w:br/>
-        <w:t>And, perhaps, next time will be a real woman's turn.</w:t>
+        <w:t>AP Sierra Leone with jockey Tyler Gaffalione (2), Forever Young with jockey Ryusei Sakai and Mystik Dan with jockey Brian Hernandez Jr., cross the finish line at Churchill Downs during the 150th running of the Kentucky Derby on Saturday. AP Brian Hernandez Jr. rides Mystik Dan, right, runs to the finish line to win the 150th running of the Kentucky Derby horse race at Churchill Downs Saturday, May 4, 2024, in Louisville, Ky. (AP Photo/Brynn Anderson) AP Horses come through the first turn at Saturday's 150th Kentucky Derby.</w:t>
       </w:r>
     </w:p>
     <w:sectPr>
